--- a/docs/研究进展规划_v2_1114.docx
+++ b/docs/研究进展规划_v2_1114.docx
@@ -3,11 +3,6 @@
 <w:document xmlns:wpc="http://schemas.microsoft.com/office/word/2010/wordprocessingCanvas" xmlns:cx="http://schemas.microsoft.com/office/drawing/2014/chartex" xmlns:cx1="http://schemas.microsoft.com/office/drawing/2015/9/8/chartex" xmlns:cx2="http://schemas.microsoft.com/office/drawing/2015/10/21/chartex" xmlns:cx3="http://schemas.microsoft.com/office/drawing/2016/5/9/chartex" xmlns:cx4="http://schemas.microsoft.com/office/drawing/2016/5/10/chartex" xmlns:cx5="http://schemas.microsoft.com/office/drawing/2016/5/11/chartex" xmlns:cx6="http://schemas.microsoft.com/office/drawing/2016/5/12/chartex" xmlns:cx7="http://schemas.microsoft.com/office/drawing/2016/5/13/chartex" xmlns:cx8="http://schemas.microsoft.com/office/drawing/2016/5/14/chartex" xmlns:mc="http://schemas.openxmlformats.org/markup-compatibility/2006" xmlns:aink="http://schemas.microsoft.com/office/drawing/2016/ink" xmlns:am3d="http://schemas.microsoft.com/office/drawing/2017/model3d" xmlns:o="urn:schemas-microsoft-com:office:office" xmlns:oel="http://schemas.microsoft.com/office/2019/extlst" xmlns:r="http://schemas.openxmlformats.org/officeDocument/2006/relationships" xmlns:m="http://schemas.openxmlformats.org/officeDocument/2006/math" xmlns:v="urn:schemas-microsoft-com:vml" xmlns:wp14="http://schemas.microsoft.com/office/word/2010/wordprocessingDrawing" xmlns:wp="http://schemas.openxmlformats.org/drawingml/2006/wordprocessingDrawing" xmlns:w10="urn:schemas-microsoft-com:office:word" xmlns:w="http://schemas.openxmlformats.org/wordprocessingml/2006/main" xmlns:w14="http://schemas.microsoft.com/office/word/2010/wordml" xmlns:w15="http://schemas.microsoft.com/office/word/2012/wordml" xmlns:w16cex="http://schemas.microsoft.com/office/word/2018/wordml/cex" xmlns:w16cid="http://schemas.microsoft.com/office/word/2016/wordml/cid" xmlns:w16="http://schemas.microsoft.com/office/word/2018/wordml" xmlns:w16du="http://schemas.microsoft.com/office/word/2023/wordml/word16du" xmlns:w16sdtdh="http://schemas.microsoft.com/office/word/2020/wordml/sdtdatahash" xmlns:w16sdtfl="http://schemas.microsoft.com/office/word/2024/wordml/sdtformatlock" xmlns:w16se="http://schemas.microsoft.com/office/word/2015/wordml/symex" xmlns:wpg="http://schemas.microsoft.com/office/word/2010/wordprocessingGroup" xmlns:wpi="http://schemas.microsoft.com/office/word/2010/wordprocessingInk" xmlns:wne="http://schemas.microsoft.com/office/word/2006/wordml" xmlns:wps="http://schemas.microsoft.com/office/word/2010/wordprocessingShape" mc:Ignorable="w14 w15 w16se w16cid w16 w16cex w16sdtdh w16sdtfl w16du wp14">
   <w:body>
     <w:p>
-      <w:pPr>
-        <w:rPr>
-          <w:rFonts w:hint="eastAsia"/>
-        </w:rPr>
-      </w:pPr>
       <w:r>
         <w:rPr>
           <w:noProof/>
@@ -77,9 +72,6 @@
           <w:ilvl w:val="0"/>
           <w:numId w:val="1"/>
         </w:numPr>
-        <w:rPr>
-          <w:rFonts w:hint="eastAsia"/>
-        </w:rPr>
       </w:pPr>
       <w:r>
         <w:rPr>
@@ -103,9 +95,6 @@
           <w:ilvl w:val="0"/>
           <w:numId w:val="1"/>
         </w:numPr>
-        <w:rPr>
-          <w:rFonts w:hint="eastAsia"/>
-        </w:rPr>
       </w:pPr>
       <w:r>
         <w:rPr>
@@ -121,9 +110,6 @@
           <w:ilvl w:val="0"/>
           <w:numId w:val="1"/>
         </w:numPr>
-        <w:rPr>
-          <w:rFonts w:hint="eastAsia"/>
-        </w:rPr>
       </w:pPr>
       <w:r>
         <w:rPr>
@@ -139,9 +125,6 @@
           <w:ilvl w:val="0"/>
           <w:numId w:val="1"/>
         </w:numPr>
-        <w:rPr>
-          <w:rFonts w:hint="eastAsia"/>
-        </w:rPr>
       </w:pPr>
       <w:r>
         <w:rPr>
@@ -181,15 +164,22 @@
       </w:r>
     </w:p>
     <w:p>
-      <w:r>
-        <w:rPr>
-          <w:rFonts w:hint="eastAsia"/>
+      <w:pPr>
+        <w:rPr>
+          <w:color w:val="EE0000"/>
+        </w:rPr>
+      </w:pPr>
+      <w:r>
+        <w:rPr>
+          <w:rFonts w:hint="eastAsia"/>
+          <w:color w:val="EE0000"/>
         </w:rPr>
         <w:t>任务1：</w:t>
       </w:r>
       <w:r>
         <w:rPr>
           <w:rFonts w:hint="eastAsia"/>
+          <w:color w:val="EE0000"/>
         </w:rPr>
         <w:t>文件组织结构重新梳理</w:t>
       </w:r>
@@ -197,12 +187,13 @@
     <w:p>
       <w:pPr>
         <w:rPr>
-          <w:rFonts w:hint="eastAsia"/>
+          <w:color w:val="EE0000"/>
         </w:rPr>
       </w:pPr>
       <w:r>
         <w:rPr>
           <w:rFonts w:hint="eastAsia"/>
+          <w:color w:val="EE0000"/>
         </w:rPr>
         <w:t>任务2：测试workload写完</w:t>
       </w:r>
@@ -210,18 +201,20 @@
     <w:p>
       <w:pPr>
         <w:rPr>
-          <w:rFonts w:hint="eastAsia"/>
+          <w:color w:val="EE0000"/>
         </w:rPr>
       </w:pPr>
       <w:r>
         <w:rPr>
           <w:rFonts w:hint="eastAsia"/>
+          <w:color w:val="EE0000"/>
         </w:rPr>
         <w:t>任务3：</w:t>
       </w:r>
       <w:r>
         <w:rPr>
           <w:rFonts w:hint="eastAsia"/>
+          <w:color w:val="EE0000"/>
         </w:rPr>
         <w:t xml:space="preserve">Co-Hash in Manager + MPT in </w:t>
       </w:r>
@@ -229,6 +222,7 @@
       <w:r>
         <w:rPr>
           <w:rFonts w:hint="eastAsia"/>
+          <w:color w:val="EE0000"/>
         </w:rPr>
         <w:t>Storager</w:t>
       </w:r>
@@ -236,12 +230,14 @@
       <w:r>
         <w:rPr>
           <w:rFonts w:hint="eastAsia"/>
+          <w:color w:val="EE0000"/>
         </w:rPr>
         <w:t xml:space="preserve"> </w:t>
       </w:r>
       <w:r>
         <w:rPr>
           <w:rFonts w:hint="eastAsia"/>
+          <w:color w:val="EE0000"/>
         </w:rPr>
         <w:t>用</w:t>
       </w:r>
@@ -249,6 +245,7 @@
       <w:r>
         <w:rPr>
           <w:rFonts w:hint="eastAsia"/>
+          <w:color w:val="EE0000"/>
         </w:rPr>
         <w:t>testdata</w:t>
       </w:r>
@@ -256,48 +253,54 @@
       <w:r>
         <w:rPr>
           <w:rFonts w:hint="eastAsia"/>
+          <w:color w:val="EE0000"/>
         </w:rPr>
         <w:t xml:space="preserve"> 测试</w:t>
       </w:r>
       <w:r>
         <w:rPr>
           <w:rFonts w:hint="eastAsia"/>
+          <w:color w:val="EE0000"/>
         </w:rPr>
         <w:t>，</w:t>
       </w:r>
       <w:r>
         <w:rPr>
           <w:rFonts w:hint="eastAsia"/>
+          <w:color w:val="EE0000"/>
         </w:rPr>
         <w:t>得到</w:t>
       </w:r>
       <w:r>
         <w:rPr>
           <w:rFonts w:hint="eastAsia"/>
+          <w:color w:val="EE0000"/>
         </w:rPr>
         <w:t>测试结果</w:t>
       </w:r>
     </w:p>
     <w:p>
-      <w:r>
-        <w:rPr>
-          <w:rFonts w:hint="eastAsia"/>
+      <w:pPr>
+        <w:rPr>
+          <w:color w:val="EE0000"/>
+        </w:rPr>
+      </w:pPr>
+      <w:r>
+        <w:rPr>
+          <w:rFonts w:hint="eastAsia"/>
+          <w:color w:val="EE0000"/>
         </w:rPr>
         <w:t>任务</w:t>
       </w:r>
       <w:r>
         <w:rPr>
           <w:rFonts w:hint="eastAsia"/>
+          <w:color w:val="EE0000"/>
         </w:rPr>
         <w:t>4：将MPT替换成MEST，进行测试，得到测试结果</w:t>
       </w:r>
     </w:p>
     <w:p>
-      <w:pPr>
-        <w:rPr>
-          <w:rFonts w:hint="eastAsia"/>
-        </w:rPr>
-      </w:pPr>
       <w:r>
         <w:rPr>
           <w:rFonts w:hint="eastAsia"/>
@@ -306,11 +309,6 @@
       </w:r>
     </w:p>
     <w:p>
-      <w:pPr>
-        <w:rPr>
-          <w:rFonts w:hint="eastAsia"/>
-        </w:rPr>
-      </w:pPr>
       <w:r>
         <w:rPr>
           <w:rFonts w:hint="eastAsia"/>
@@ -387,11 +385,6 @@
       </w:r>
     </w:p>
     <w:p>
-      <w:pPr>
-        <w:rPr>
-          <w:rFonts w:hint="eastAsia"/>
-        </w:rPr>
-      </w:pPr>
       <w:r>
         <w:rPr>
           <w:rFonts w:hint="eastAsia"/>
@@ -408,11 +401,6 @@
       <w:proofErr w:type="spellEnd"/>
     </w:p>
     <w:p>
-      <w:pPr>
-        <w:rPr>
-          <w:rFonts w:hint="eastAsia"/>
-        </w:rPr>
-      </w:pPr>
       <w:r>
         <w:rPr>
           <w:rFonts w:hint="eastAsia"/>
@@ -433,11 +421,6 @@
       </w:r>
     </w:p>
     <w:p>
-      <w:pPr>
-        <w:rPr>
-          <w:rFonts w:hint="eastAsia"/>
-        </w:rPr>
-      </w:pPr>
       <w:r>
         <w:rPr>
           <w:rFonts w:hint="eastAsia"/>
@@ -471,11 +454,6 @@
 <w:endnotes xmlns:wpc="http://schemas.microsoft.com/office/word/2010/wordprocessingCanvas" xmlns:cx="http://schemas.microsoft.com/office/drawing/2014/chartex" xmlns:cx1="http://schemas.microsoft.com/office/drawing/2015/9/8/chartex" xmlns:cx2="http://schemas.microsoft.com/office/drawing/2015/10/21/chartex" xmlns:cx3="http://schemas.microsoft.com/office/drawing/2016/5/9/chartex" xmlns:cx4="http://schemas.microsoft.com/office/drawing/2016/5/10/chartex" xmlns:cx5="http://schemas.microsoft.com/office/drawing/2016/5/11/chartex" xmlns:cx6="http://schemas.microsoft.com/office/drawing/2016/5/12/chartex" xmlns:cx7="http://schemas.microsoft.com/office/drawing/2016/5/13/chartex" xmlns:cx8="http://schemas.microsoft.com/office/drawing/2016/5/14/chartex" xmlns:mc="http://schemas.openxmlformats.org/markup-compatibility/2006" xmlns:aink="http://schemas.microsoft.com/office/drawing/2016/ink" xmlns:am3d="http://schemas.microsoft.com/office/drawing/2017/model3d" xmlns:o="urn:schemas-microsoft-com:office:office" xmlns:oel="http://schemas.microsoft.com/office/2019/extlst" xmlns:r="http://schemas.openxmlformats.org/officeDocument/2006/relationships" xmlns:m="http://schemas.openxmlformats.org/officeDocument/2006/math" xmlns:v="urn:schemas-microsoft-com:vml" xmlns:wp14="http://schemas.microsoft.com/office/word/2010/wordprocessingDrawing" xmlns:wp="http://schemas.openxmlformats.org/drawingml/2006/wordprocessingDrawing" xmlns:w10="urn:schemas-microsoft-com:office:word" xmlns:w="http://schemas.openxmlformats.org/wordprocessingml/2006/main" xmlns:w14="http://schemas.microsoft.com/office/word/2010/wordml" xmlns:w15="http://schemas.microsoft.com/office/word/2012/wordml" xmlns:w16cex="http://schemas.microsoft.com/office/word/2018/wordml/cex" xmlns:w16cid="http://schemas.microsoft.com/office/word/2016/wordml/cid" xmlns:w16="http://schemas.microsoft.com/office/word/2018/wordml" xmlns:w16du="http://schemas.microsoft.com/office/word/2023/wordml/word16du" xmlns:w16sdtdh="http://schemas.microsoft.com/office/word/2020/wordml/sdtdatahash" xmlns:w16sdtfl="http://schemas.microsoft.com/office/word/2024/wordml/sdtformatlock" xmlns:w16se="http://schemas.microsoft.com/office/word/2015/wordml/symex" xmlns:wpg="http://schemas.microsoft.com/office/word/2010/wordprocessingGroup" xmlns:wpi="http://schemas.microsoft.com/office/word/2010/wordprocessingInk" xmlns:wne="http://schemas.microsoft.com/office/word/2006/wordml" xmlns:wps="http://schemas.microsoft.com/office/word/2010/wordprocessingShape" mc:Ignorable="w14 w15 w16se w16cid w16 w16cex w16sdtdh w16sdtfl w16du wp14">
   <w:endnote w:type="separator" w:id="-1">
     <w:p>
-      <w:pPr>
-        <w:rPr>
-          <w:rFonts w:hint="eastAsia"/>
-        </w:rPr>
-      </w:pPr>
       <w:r>
         <w:separator/>
       </w:r>
@@ -483,11 +461,6 @@
   </w:endnote>
   <w:endnote w:type="continuationSeparator" w:id="0">
     <w:p>
-      <w:pPr>
-        <w:rPr>
-          <w:rFonts w:hint="eastAsia"/>
-        </w:rPr>
-      </w:pPr>
       <w:r>
         <w:continuationSeparator/>
       </w:r>
@@ -500,11 +473,6 @@
 <w:footnotes xmlns:wpc="http://schemas.microsoft.com/office/word/2010/wordprocessingCanvas" xmlns:cx="http://schemas.microsoft.com/office/drawing/2014/chartex" xmlns:cx1="http://schemas.microsoft.com/office/drawing/2015/9/8/chartex" xmlns:cx2="http://schemas.microsoft.com/office/drawing/2015/10/21/chartex" xmlns:cx3="http://schemas.microsoft.com/office/drawing/2016/5/9/chartex" xmlns:cx4="http://schemas.microsoft.com/office/drawing/2016/5/10/chartex" xmlns:cx5="http://schemas.microsoft.com/office/drawing/2016/5/11/chartex" xmlns:cx6="http://schemas.microsoft.com/office/drawing/2016/5/12/chartex" xmlns:cx7="http://schemas.microsoft.com/office/drawing/2016/5/13/chartex" xmlns:cx8="http://schemas.microsoft.com/office/drawing/2016/5/14/chartex" xmlns:mc="http://schemas.openxmlformats.org/markup-compatibility/2006" xmlns:aink="http://schemas.microsoft.com/office/drawing/2016/ink" xmlns:am3d="http://schemas.microsoft.com/office/drawing/2017/model3d" xmlns:o="urn:schemas-microsoft-com:office:office" xmlns:oel="http://schemas.microsoft.com/office/2019/extlst" xmlns:r="http://schemas.openxmlformats.org/officeDocument/2006/relationships" xmlns:m="http://schemas.openxmlformats.org/officeDocument/2006/math" xmlns:v="urn:schemas-microsoft-com:vml" xmlns:wp14="http://schemas.microsoft.com/office/word/2010/wordprocessingDrawing" xmlns:wp="http://schemas.openxmlformats.org/drawingml/2006/wordprocessingDrawing" xmlns:w10="urn:schemas-microsoft-com:office:word" xmlns:w="http://schemas.openxmlformats.org/wordprocessingml/2006/main" xmlns:w14="http://schemas.microsoft.com/office/word/2010/wordml" xmlns:w15="http://schemas.microsoft.com/office/word/2012/wordml" xmlns:w16cex="http://schemas.microsoft.com/office/word/2018/wordml/cex" xmlns:w16cid="http://schemas.microsoft.com/office/word/2016/wordml/cid" xmlns:w16="http://schemas.microsoft.com/office/word/2018/wordml" xmlns:w16du="http://schemas.microsoft.com/office/word/2023/wordml/word16du" xmlns:w16sdtdh="http://schemas.microsoft.com/office/word/2020/wordml/sdtdatahash" xmlns:w16sdtfl="http://schemas.microsoft.com/office/word/2024/wordml/sdtformatlock" xmlns:w16se="http://schemas.microsoft.com/office/word/2015/wordml/symex" xmlns:wpg="http://schemas.microsoft.com/office/word/2010/wordprocessingGroup" xmlns:wpi="http://schemas.microsoft.com/office/word/2010/wordprocessingInk" xmlns:wne="http://schemas.microsoft.com/office/word/2006/wordml" xmlns:wps="http://schemas.microsoft.com/office/word/2010/wordprocessingShape" mc:Ignorable="w14 w15 w16se w16cid w16 w16cex w16sdtdh w16sdtfl w16du wp14">
   <w:footnote w:type="separator" w:id="-1">
     <w:p>
-      <w:pPr>
-        <w:rPr>
-          <w:rFonts w:hint="eastAsia"/>
-        </w:rPr>
-      </w:pPr>
       <w:r>
         <w:separator/>
       </w:r>
@@ -512,11 +480,6 @@
   </w:footnote>
   <w:footnote w:type="continuationSeparator" w:id="0">
     <w:p>
-      <w:pPr>
-        <w:rPr>
-          <w:rFonts w:hint="eastAsia"/>
-        </w:rPr>
-      </w:pPr>
       <w:r>
         <w:continuationSeparator/>
       </w:r>
